--- a/MCD_MLD/Construction du MLD_Readme.docx
+++ b/MCD_MLD/Construction du MLD_Readme.docx
@@ -90,7 +90,14 @@
           <w:sz w:val="24"/>
           <w:szCs w:val="24"/>
         </w:rPr>
-        <w:t xml:space="preserve">Le  modèle conceptuel des données </w:t>
+        <w:t>Le modèle</w:t>
+      </w:r>
+      <w:r>
+        <w:rPr>
+          <w:sz w:val="24"/>
+          <w:szCs w:val="24"/>
+        </w:rPr>
+        <w:t xml:space="preserve"> conceptuel des données </w:t>
       </w:r>
       <w:r>
         <w:rPr>
@@ -141,7 +148,49 @@
           <w:sz w:val="24"/>
           <w:szCs w:val="24"/>
         </w:rPr>
-        <w:t xml:space="preserve"> (MLD) est construit sur  base du MCD fournit  dans le cahier des charges.</w:t>
+        <w:t xml:space="preserve"> (MLD) est </w:t>
+      </w:r>
+      <w:r>
+        <w:rPr>
+          <w:sz w:val="24"/>
+          <w:szCs w:val="24"/>
+        </w:rPr>
+        <w:t>construite</w:t>
+      </w:r>
+      <w:r>
+        <w:rPr>
+          <w:sz w:val="24"/>
+          <w:szCs w:val="24"/>
+        </w:rPr>
+        <w:t xml:space="preserve"> </w:t>
+      </w:r>
+      <w:r>
+        <w:rPr>
+          <w:sz w:val="24"/>
+          <w:szCs w:val="24"/>
+        </w:rPr>
+        <w:t>sur base</w:t>
+      </w:r>
+      <w:r>
+        <w:rPr>
+          <w:sz w:val="24"/>
+          <w:szCs w:val="24"/>
+        </w:rPr>
+        <w:t xml:space="preserve"> du MCD </w:t>
+      </w:r>
+      <w:r>
+        <w:rPr>
+          <w:sz w:val="24"/>
+          <w:szCs w:val="24"/>
+        </w:rPr>
+        <w:t>fournit dans</w:t>
+      </w:r>
+      <w:r>
+        <w:rPr>
+          <w:sz w:val="24"/>
+          <w:szCs w:val="24"/>
+        </w:rPr>
+        <w:t xml:space="preserve"> le cahier des charges.</w:t>
       </w:r>
     </w:p>
     <w:p>
@@ -173,7 +222,35 @@
           <w:sz w:val="24"/>
           <w:szCs w:val="24"/>
         </w:rPr>
-        <w:t>Ensuite lors de la construction du projet, des données complémentaires se sont révélés nécessaire afin de  répondre au cahier des charges ou de faire face à différents scénari</w:t>
+        <w:t>Ensuite lors de la construction du projet, des données complémentaires se sont révélé</w:t>
+      </w:r>
+      <w:r>
+        <w:rPr>
+          <w:sz w:val="24"/>
+          <w:szCs w:val="24"/>
+        </w:rPr>
+        <w:t>e</w:t>
+      </w:r>
+      <w:r>
+        <w:rPr>
+          <w:sz w:val="24"/>
+          <w:szCs w:val="24"/>
+        </w:rPr>
+        <w:t xml:space="preserve">s nécessaire afin </w:t>
+      </w:r>
+      <w:r>
+        <w:rPr>
+          <w:sz w:val="24"/>
+          <w:szCs w:val="24"/>
+        </w:rPr>
+        <w:t>de répondre</w:t>
+      </w:r>
+      <w:r>
+        <w:rPr>
+          <w:sz w:val="24"/>
+          <w:szCs w:val="24"/>
+        </w:rPr>
+        <w:t xml:space="preserve"> au cahier des charges ou de faire face à différents scénari</w:t>
       </w:r>
       <w:r>
         <w:rPr>
@@ -282,14 +359,14 @@
           <w:sz w:val="24"/>
           <w:szCs w:val="24"/>
         </w:rPr>
-        <w:t xml:space="preserve">à </w:t>
-      </w:r>
-      <w:r>
-        <w:rPr>
-          <w:sz w:val="24"/>
-          <w:szCs w:val="24"/>
-        </w:rPr>
-        <w:t xml:space="preserve"> des coordonnées</w:t>
+        <w:t>à des</w:t>
+      </w:r>
+      <w:r>
+        <w:rPr>
+          <w:sz w:val="24"/>
+          <w:szCs w:val="24"/>
+        </w:rPr>
+        <w:t xml:space="preserve"> coordonnées</w:t>
       </w:r>
       <w:r>
         <w:rPr>
@@ -310,7 +387,120 @@
           <w:sz w:val="24"/>
           <w:szCs w:val="24"/>
         </w:rPr>
-        <w:t xml:space="preserve"> de celle</w:t>
+        <w:t xml:space="preserve"> de </w:t>
+      </w:r>
+      <w:r>
+        <w:rPr>
+          <w:sz w:val="24"/>
+          <w:szCs w:val="24"/>
+        </w:rPr>
+        <w:t>celles renseignées</w:t>
+      </w:r>
+      <w:r>
+        <w:rPr>
+          <w:sz w:val="24"/>
+          <w:szCs w:val="24"/>
+        </w:rPr>
+        <w:t xml:space="preserve"> dans le compte utilisateur </w:t>
+      </w:r>
+    </w:p>
+    <w:p>
+      <w:pPr>
+        <w:jc w:val="both"/>
+        <w:rPr>
+          <w:sz w:val="24"/>
+          <w:szCs w:val="24"/>
+        </w:rPr>
+      </w:pPr>
+      <w:r>
+        <w:rPr>
+          <w:sz w:val="24"/>
+          <w:szCs w:val="24"/>
+        </w:rPr>
+        <w:t>=&gt; création de</w:t>
+      </w:r>
+      <w:r>
+        <w:rPr>
+          <w:sz w:val="24"/>
+          <w:szCs w:val="24"/>
+        </w:rPr>
+        <w:t xml:space="preserve">s coordonnées de livraison dans la commande, </w:t>
+      </w:r>
+    </w:p>
+    <w:p>
+      <w:pPr>
+        <w:jc w:val="both"/>
+        <w:rPr>
+          <w:sz w:val="24"/>
+          <w:szCs w:val="24"/>
+        </w:rPr>
+      </w:pPr>
+      <w:r>
+        <w:rPr>
+          <w:sz w:val="24"/>
+          <w:szCs w:val="24"/>
+        </w:rPr>
+        <w:t>l’utilisateur pourra avoir la liberté de les dupliquer ou non sur son compte pour une prochaine livraison</w:t>
+      </w:r>
+    </w:p>
+    <w:p>
+      <w:pPr>
+        <w:jc w:val="both"/>
+        <w:rPr>
+          <w:sz w:val="24"/>
+          <w:szCs w:val="24"/>
+        </w:rPr>
+      </w:pPr>
+      <w:r>
+        <w:rPr>
+          <w:sz w:val="24"/>
+          <w:szCs w:val="24"/>
+        </w:rPr>
+        <w:t xml:space="preserve"> (cf</w:t>
+      </w:r>
+      <w:r>
+        <w:rPr>
+          <w:sz w:val="24"/>
+          <w:szCs w:val="24"/>
+        </w:rPr>
+        <w:t>.</w:t>
+      </w:r>
+      <w:r>
+        <w:rPr>
+          <w:sz w:val="24"/>
+          <w:szCs w:val="24"/>
+        </w:rPr>
+        <w:t xml:space="preserve"> simu de commande et choix laissé à l’utilisateur de dupliquer les coordonnées de livraison sur ses coordonnées de compte lors du récapitulatif) .</w:t>
+      </w:r>
+    </w:p>
+    <w:p>
+      <w:pPr>
+        <w:jc w:val="both"/>
+        <w:rPr>
+          <w:sz w:val="24"/>
+          <w:szCs w:val="24"/>
+        </w:rPr>
+      </w:pPr>
+      <w:r>
+        <w:rPr>
+          <w:sz w:val="24"/>
+          <w:szCs w:val="24"/>
+        </w:rPr>
+        <w:t xml:space="preserve">=&gt; </w:t>
+      </w:r>
+      <w:r>
+        <w:rPr>
+          <w:sz w:val="24"/>
+          <w:szCs w:val="24"/>
+        </w:rPr>
+        <w:t>A</w:t>
+      </w:r>
+      <w:r>
+        <w:rPr>
+          <w:sz w:val="24"/>
+          <w:szCs w:val="24"/>
+        </w:rPr>
+        <w:t>jout de photos de présentation menu (en plus de photo</w:t>
       </w:r>
       <w:r>
         <w:rPr>
@@ -324,103 +514,15 @@
           <w:sz w:val="24"/>
           <w:szCs w:val="24"/>
         </w:rPr>
+        <w:t xml:space="preserve"> plats disponibles en cliquant sur le menu souhaité,</w:t>
+      </w:r>
+      <w:r>
+        <w:rPr>
+          <w:sz w:val="24"/>
+          <w:szCs w:val="24"/>
+        </w:rPr>
         <w:t xml:space="preserve"> </w:t>
       </w:r>
-      <w:r>
-        <w:rPr>
-          <w:sz w:val="24"/>
-          <w:szCs w:val="24"/>
-        </w:rPr>
-        <w:t xml:space="preserve"> renseigné</w:t>
-      </w:r>
-      <w:r>
-        <w:rPr>
-          <w:sz w:val="24"/>
-          <w:szCs w:val="24"/>
-        </w:rPr>
-        <w:t>e</w:t>
-      </w:r>
-      <w:r>
-        <w:rPr>
-          <w:sz w:val="24"/>
-          <w:szCs w:val="24"/>
-        </w:rPr>
-        <w:t>s</w:t>
-      </w:r>
-      <w:r>
-        <w:rPr>
-          <w:sz w:val="24"/>
-          <w:szCs w:val="24"/>
-        </w:rPr>
-        <w:t xml:space="preserve"> dans le compte utilisateur =&gt; création de</w:t>
-      </w:r>
-      <w:r>
-        <w:rPr>
-          <w:sz w:val="24"/>
-          <w:szCs w:val="24"/>
-        </w:rPr>
-        <w:t>s coordonnées de livraison dans la commande, l’utilisateur pourra avoir la liberté de les dupliquer ou non sur son compte pour une prochaine livraison (</w:t>
-      </w:r>
-      <w:proofErr w:type="spellStart"/>
-      <w:r>
-        <w:rPr>
-          <w:sz w:val="24"/>
-          <w:szCs w:val="24"/>
-        </w:rPr>
-        <w:t>cf</w:t>
-      </w:r>
-      <w:proofErr w:type="spellEnd"/>
-      <w:r>
-        <w:rPr>
-          <w:sz w:val="24"/>
-          <w:szCs w:val="24"/>
-        </w:rPr>
-        <w:t xml:space="preserve"> simu de commande et choix laissé à l’utilisateur de dupliquer les coordonnées de livraison sur ses coordonnées de compte lors du récapitulatif) .</w:t>
-      </w:r>
-    </w:p>
-    <w:p>
-      <w:pPr>
-        <w:jc w:val="both"/>
-        <w:rPr>
-          <w:sz w:val="24"/>
-          <w:szCs w:val="24"/>
-        </w:rPr>
-      </w:pPr>
-      <w:r>
-        <w:rPr>
-          <w:sz w:val="24"/>
-          <w:szCs w:val="24"/>
-        </w:rPr>
-        <w:t>-</w:t>
-      </w:r>
-      <w:r>
-        <w:rPr>
-          <w:sz w:val="24"/>
-          <w:szCs w:val="24"/>
-        </w:rPr>
-        <w:t xml:space="preserve"> </w:t>
-      </w:r>
-      <w:r>
-        <w:rPr>
-          <w:sz w:val="24"/>
-          <w:szCs w:val="24"/>
-        </w:rPr>
-        <w:t>A</w:t>
-      </w:r>
-      <w:r>
-        <w:rPr>
-          <w:sz w:val="24"/>
-          <w:szCs w:val="24"/>
-        </w:rPr>
-        <w:t>jout de photos de présentation menu (en plus de photo plats disponibles en cliquant sur le menu souhaité,</w:t>
-      </w:r>
-      <w:r>
-        <w:rPr>
-          <w:sz w:val="24"/>
-          <w:szCs w:val="24"/>
-        </w:rPr>
-        <w:t xml:space="preserve"> </w:t>
-      </w:r>
     </w:p>
     <w:p>
       <w:pPr>
@@ -436,7 +538,14 @@
           <w:sz w:val="24"/>
           <w:szCs w:val="24"/>
         </w:rPr>
-        <w:t>-N</w:t>
+        <w:t xml:space="preserve">=&gt; </w:t>
+      </w:r>
+      <w:r>
+        <w:rPr>
+          <w:sz w:val="24"/>
+          <w:szCs w:val="24"/>
+        </w:rPr>
+        <w:t>N</w:t>
       </w:r>
       <w:r>
         <w:rPr>
@@ -492,14 +601,21 @@
           <w:sz w:val="24"/>
           <w:szCs w:val="24"/>
         </w:rPr>
-        <w:t xml:space="preserve"> donc de </w:t>
-      </w:r>
-      <w:r>
-        <w:rPr>
-          <w:sz w:val="24"/>
-          <w:szCs w:val="24"/>
-        </w:rPr>
-        <w:t xml:space="preserve"> id commande</w:t>
+        <w:t xml:space="preserve"> donc </w:t>
+      </w:r>
+      <w:r>
+        <w:rPr>
+          <w:sz w:val="24"/>
+          <w:szCs w:val="24"/>
+        </w:rPr>
+        <w:t>de id</w:t>
+      </w:r>
+      <w:r>
+        <w:rPr>
+          <w:sz w:val="24"/>
+          <w:szCs w:val="24"/>
+        </w:rPr>
+        <w:t xml:space="preserve"> commande</w:t>
       </w:r>
       <w:r>
         <w:rPr>
@@ -525,31 +641,13 @@
         </w:rPr>
         <w:t xml:space="preserve">=&gt;réf commande= </w:t>
       </w:r>
-      <w:proofErr w:type="spellStart"/>
-      <w:r>
-        <w:rPr>
-          <w:sz w:val="24"/>
-          <w:szCs w:val="24"/>
-        </w:rPr>
-        <w:t>idUser</w:t>
-      </w:r>
-      <w:proofErr w:type="spellEnd"/>
-      <w:r>
-        <w:rPr>
-          <w:sz w:val="24"/>
-          <w:szCs w:val="24"/>
-        </w:rPr>
-        <w:t xml:space="preserve"> -</w:t>
-      </w:r>
-      <w:proofErr w:type="spellStart"/>
-      <w:r>
-        <w:rPr>
-          <w:sz w:val="24"/>
-          <w:szCs w:val="24"/>
-        </w:rPr>
-        <w:t>idCommande</w:t>
-      </w:r>
-      <w:proofErr w:type="spellEnd"/>
+      <w:r>
+        <w:rPr>
+          <w:sz w:val="24"/>
+          <w:szCs w:val="24"/>
+        </w:rPr>
+        <w:t>idUser -</w:t>
+      </w:r>
       <w:r>
         <w:rPr>
           <w:sz w:val="24"/>
@@ -562,25 +660,29 @@
           <w:sz w:val="24"/>
           <w:szCs w:val="24"/>
         </w:rPr>
+        <w:t xml:space="preserve">idCommande </w:t>
+      </w:r>
+      <w:r>
+        <w:rPr>
+          <w:sz w:val="24"/>
+          <w:szCs w:val="24"/>
+        </w:rPr>
         <w:t>-</w:t>
       </w:r>
-      <w:proofErr w:type="spellStart"/>
-      <w:r>
-        <w:rPr>
-          <w:sz w:val="24"/>
-          <w:szCs w:val="24"/>
-        </w:rPr>
-        <w:t>dateformat</w:t>
-      </w:r>
-      <w:proofErr w:type="spellEnd"/>
-      <w:r>
-        <w:rPr>
-          <w:sz w:val="24"/>
-          <w:szCs w:val="24"/>
-        </w:rPr>
-        <w:t>(</w:t>
-      </w:r>
-      <w:proofErr w:type="spellStart"/>
+      <w:r>
+        <w:rPr>
+          <w:sz w:val="24"/>
+          <w:szCs w:val="24"/>
+        </w:rPr>
+        <w:t xml:space="preserve"> </w:t>
+      </w:r>
+      <w:r>
+        <w:rPr>
+          <w:sz w:val="24"/>
+          <w:szCs w:val="24"/>
+        </w:rPr>
+        <w:t>dateformat(</w:t>
+      </w:r>
       <w:r>
         <w:rPr>
           <w:sz w:val="24"/>
@@ -588,7 +690,6 @@
         </w:rPr>
         <w:t>ymd</w:t>
       </w:r>
-      <w:proofErr w:type="spellEnd"/>
       <w:r>
         <w:rPr>
           <w:sz w:val="24"/>
@@ -610,7 +711,14 @@
           <w:sz w:val="24"/>
           <w:szCs w:val="24"/>
         </w:rPr>
-        <w:t>- …</w:t>
+        <w:t>=&gt; etc,</w:t>
+      </w:r>
+      <w:r>
+        <w:rPr>
+          <w:sz w:val="24"/>
+          <w:szCs w:val="24"/>
+        </w:rPr>
+        <w:t>…</w:t>
       </w:r>
     </w:p>
     <w:p>
@@ -633,15 +741,6 @@
       <w:pPr>
         <w:jc w:val="both"/>
         <w:rPr>
-          <w:sz w:val="24"/>
-          <w:szCs w:val="24"/>
-        </w:rPr>
-      </w:pPr>
-    </w:p>
-    <w:p>
-      <w:pPr>
-        <w:jc w:val="both"/>
-        <w:rPr>
           <w:b/>
           <w:bCs/>
           <w:sz w:val="24"/>
@@ -689,7 +788,14 @@
           <w:sz w:val="24"/>
           <w:szCs w:val="24"/>
         </w:rPr>
-        <w:t>Les  logiciels nécessaires pour les ouvrir sont cités en bas de chaque représentation diagramme dans le document.</w:t>
+        <w:t>Les logiciels</w:t>
+      </w:r>
+      <w:r>
+        <w:rPr>
+          <w:sz w:val="24"/>
+          <w:szCs w:val="24"/>
+        </w:rPr>
+        <w:t xml:space="preserve"> nécessaires pour les ouvrir sont cités en bas de chaque représentation diagramme dans le document.</w:t>
       </w:r>
     </w:p>
     <w:p>
@@ -722,33 +828,29 @@
           <w:sz w:val="24"/>
           <w:szCs w:val="24"/>
         </w:rPr>
-        <w:t xml:space="preserve"> =&gt;   à ouvrir avec  le logiciel </w:t>
-      </w:r>
-      <w:proofErr w:type="spellStart"/>
-      <w:r>
-        <w:rPr>
-          <w:sz w:val="24"/>
-          <w:szCs w:val="24"/>
-        </w:rPr>
-        <w:t>JMerise</w:t>
-      </w:r>
-      <w:proofErr w:type="spellEnd"/>
-      <w:r>
-        <w:rPr>
-          <w:sz w:val="24"/>
-          <w:szCs w:val="24"/>
-        </w:rPr>
-        <w:t xml:space="preserve"> (</w:t>
-      </w:r>
-      <w:proofErr w:type="spellStart"/>
-      <w:r>
-        <w:rPr>
-          <w:sz w:val="24"/>
-          <w:szCs w:val="24"/>
-        </w:rPr>
-        <w:t>executable</w:t>
-      </w:r>
-      <w:proofErr w:type="spellEnd"/>
+        <w:t xml:space="preserve"> =&gt;   à ouvrir </w:t>
+      </w:r>
+      <w:r>
+        <w:rPr>
+          <w:sz w:val="24"/>
+          <w:szCs w:val="24"/>
+        </w:rPr>
+        <w:t>avec le</w:t>
+      </w:r>
+      <w:r>
+        <w:rPr>
+          <w:sz w:val="24"/>
+          <w:szCs w:val="24"/>
+        </w:rPr>
+        <w:t xml:space="preserve"> logiciel JMerise (</w:t>
+      </w:r>
+      <w:r>
+        <w:rPr>
+          <w:sz w:val="24"/>
+          <w:szCs w:val="24"/>
+        </w:rPr>
+        <w:t>exécutable</w:t>
+      </w:r>
       <w:r>
         <w:rPr>
           <w:sz w:val="24"/>
@@ -778,13 +880,8 @@
         <w:jc w:val="both"/>
       </w:pPr>
       <w:r>
-        <w:t>Fichiers .</w:t>
-      </w:r>
-      <w:proofErr w:type="spellStart"/>
-      <w:r>
-        <w:t>erd</w:t>
-      </w:r>
-      <w:proofErr w:type="spellEnd"/>
+        <w:t>Fichiers .erd</w:t>
+      </w:r>
     </w:p>
     <w:p>
       <w:pPr>
@@ -802,21 +899,12 @@
         </w:rPr>
         <w:t xml:space="preserve">=&gt;  à ouvrir avec  le logiciel </w:t>
       </w:r>
-      <w:proofErr w:type="spellStart"/>
-      <w:r>
-        <w:rPr>
-          <w:sz w:val="24"/>
-          <w:szCs w:val="24"/>
-        </w:rPr>
-        <w:t>DBeaver</w:t>
-      </w:r>
-      <w:proofErr w:type="spellEnd"/>
-      <w:r>
-        <w:rPr>
-          <w:sz w:val="24"/>
-          <w:szCs w:val="24"/>
-        </w:rPr>
-        <w:t xml:space="preserve"> </w:t>
+      <w:r>
+        <w:rPr>
+          <w:sz w:val="24"/>
+          <w:szCs w:val="24"/>
+        </w:rPr>
+        <w:t xml:space="preserve">DBeaver </w:t>
       </w:r>
       <w:r>
         <w:rPr>
@@ -846,21 +934,12 @@
         </w:rPr>
         <w:t xml:space="preserve"> « </w:t>
       </w:r>
-      <w:proofErr w:type="spellStart"/>
-      <w:r>
-        <w:rPr>
-          <w:sz w:val="24"/>
-          <w:szCs w:val="24"/>
-        </w:rPr>
-        <w:t>DBeaver</w:t>
-      </w:r>
-      <w:proofErr w:type="spellEnd"/>
-      <w:r>
-        <w:rPr>
-          <w:sz w:val="24"/>
-          <w:szCs w:val="24"/>
-        </w:rPr>
-        <w:t xml:space="preserve"> Community</w:t>
+      <w:r>
+        <w:rPr>
+          <w:sz w:val="24"/>
+          <w:szCs w:val="24"/>
+        </w:rPr>
+        <w:t>DBeaver Community</w:t>
       </w:r>
       <w:r>
         <w:rPr>
@@ -1084,7 +1163,19 @@
         <w:jc w:val="both"/>
       </w:pPr>
       <w:r>
-        <w:t>Les clefs primaires sont soulignés et représentés en gras.</w:t>
+        <w:t>Les clefs primaires sont souligné</w:t>
+      </w:r>
+      <w:r>
+        <w:t>e</w:t>
+      </w:r>
+      <w:r>
+        <w:t>s et représenté</w:t>
+      </w:r>
+      <w:r>
+        <w:t>e</w:t>
+      </w:r>
+      <w:r>
+        <w:t>s en gras.</w:t>
       </w:r>
     </w:p>
     <w:p>
@@ -1538,7 +1629,21 @@
           <w:b/>
           <w:bCs/>
         </w:rPr>
-        <w:t xml:space="preserve">composé des deux clés </w:t>
+        <w:t>composé</w:t>
+      </w:r>
+      <w:r>
+        <w:rPr>
+          <w:b/>
+          <w:bCs/>
+        </w:rPr>
+        <w:t>e</w:t>
+      </w:r>
+      <w:r>
+        <w:rPr>
+          <w:b/>
+          <w:bCs/>
+        </w:rPr>
+        <w:t xml:space="preserve"> des deux clés </w:t>
       </w:r>
       <w:r>
         <w:rPr>
@@ -1553,7 +1658,21 @@
           <w:b/>
           <w:bCs/>
         </w:rPr>
-        <w:t xml:space="preserve">des deux entités reliés </w:t>
+        <w:t>des deux entités relié</w:t>
+      </w:r>
+      <w:r>
+        <w:rPr>
+          <w:b/>
+          <w:bCs/>
+        </w:rPr>
+        <w:t>e</w:t>
+      </w:r>
+      <w:r>
+        <w:rPr>
+          <w:b/>
+          <w:bCs/>
+        </w:rPr>
+        <w:t xml:space="preserve">s </w:t>
       </w:r>
     </w:p>
     <w:p>
@@ -1624,7 +1743,21 @@
           <w:b/>
           <w:bCs/>
         </w:rPr>
-        <w:t xml:space="preserve">composé des deux clés </w:t>
+        <w:t>composé</w:t>
+      </w:r>
+      <w:r>
+        <w:rPr>
+          <w:b/>
+          <w:bCs/>
+        </w:rPr>
+        <w:t>e</w:t>
+      </w:r>
+      <w:r>
+        <w:rPr>
+          <w:b/>
+          <w:bCs/>
+        </w:rPr>
+        <w:t xml:space="preserve"> des deux clés </w:t>
       </w:r>
       <w:r>
         <w:rPr>
@@ -1653,7 +1786,21 @@
           <w:b/>
           <w:bCs/>
         </w:rPr>
-        <w:t>des deux entités reliés</w:t>
+        <w:t>des deux entités relié</w:t>
+      </w:r>
+      <w:r>
+        <w:rPr>
+          <w:b/>
+          <w:bCs/>
+        </w:rPr>
+        <w:t>e</w:t>
+      </w:r>
+      <w:r>
+        <w:rPr>
+          <w:b/>
+          <w:bCs/>
+        </w:rPr>
+        <w:t>s</w:t>
       </w:r>
       <w:r>
         <w:t>.</w:t>
@@ -1705,7 +1852,21 @@
           <w:b/>
           <w:bCs/>
         </w:rPr>
-        <w:t>composé des deux clés</w:t>
+        <w:t>composé</w:t>
+      </w:r>
+      <w:r>
+        <w:rPr>
+          <w:b/>
+          <w:bCs/>
+        </w:rPr>
+        <w:t>e</w:t>
+      </w:r>
+      <w:r>
+        <w:rPr>
+          <w:b/>
+          <w:bCs/>
+        </w:rPr>
+        <w:t xml:space="preserve"> des deux clés</w:t>
       </w:r>
       <w:r>
         <w:rPr>
@@ -1757,7 +1918,21 @@
           <w:b/>
           <w:bCs/>
         </w:rPr>
-        <w:t xml:space="preserve">des deux entités reliés </w:t>
+        <w:t>des deux entités relié</w:t>
+      </w:r>
+      <w:r>
+        <w:rPr>
+          <w:b/>
+          <w:bCs/>
+        </w:rPr>
+        <w:t>e</w:t>
+      </w:r>
+      <w:r>
+        <w:rPr>
+          <w:b/>
+          <w:bCs/>
+        </w:rPr>
+        <w:t xml:space="preserve">s </w:t>
       </w:r>
       <w:r>
         <w:t xml:space="preserve">en plus des </w:t>
@@ -1829,49 +2004,8 @@
           <w:b/>
           <w:bCs/>
         </w:rPr>
-        <w:t xml:space="preserve">, </w:t>
-      </w:r>
-      <w:proofErr w:type="spellStart"/>
-      <w:r>
-        <w:rPr>
-          <w:b/>
-          <w:bCs/>
-        </w:rPr>
-        <w:t>role</w:t>
-      </w:r>
-      <w:proofErr w:type="spellEnd"/>
-      <w:r>
-        <w:rPr>
-          <w:b/>
-          <w:bCs/>
-        </w:rPr>
-        <w:t xml:space="preserve">, avis, </w:t>
-      </w:r>
-      <w:proofErr w:type="spellStart"/>
-      <w:r>
-        <w:rPr>
-          <w:b/>
-          <w:bCs/>
-        </w:rPr>
-        <w:t>regime</w:t>
-      </w:r>
-      <w:proofErr w:type="spellEnd"/>
-      <w:r>
-        <w:rPr>
-          <w:b/>
-          <w:bCs/>
-        </w:rPr>
-        <w:t xml:space="preserve">, </w:t>
-      </w:r>
-      <w:proofErr w:type="spellStart"/>
-      <w:r>
-        <w:rPr>
-          <w:b/>
-          <w:bCs/>
-        </w:rPr>
-        <w:t>theme</w:t>
-      </w:r>
-      <w:proofErr w:type="spellEnd"/>
+        <w:t xml:space="preserve">, role, avis, regime, theme allergene, plat </w:t>
+      </w:r>
       <w:r>
         <w:rPr>
           <w:b/>
@@ -1879,78 +2013,73 @@
         </w:rPr>
         <w:t xml:space="preserve"> </w:t>
       </w:r>
-      <w:proofErr w:type="spellStart"/>
-      <w:r>
-        <w:rPr>
-          <w:b/>
-          <w:bCs/>
-        </w:rPr>
-        <w:t>allergene</w:t>
-      </w:r>
-      <w:proofErr w:type="spellEnd"/>
-      <w:r>
-        <w:rPr>
-          <w:b/>
-          <w:bCs/>
-        </w:rPr>
-        <w:t xml:space="preserve">, plat </w:t>
-      </w:r>
-      <w:r>
-        <w:rPr>
-          <w:b/>
-          <w:bCs/>
-        </w:rPr>
+      <w:r>
+        <w:t>n</w:t>
+      </w:r>
+      <w:r>
+        <w:t>e sont pas</w:t>
+      </w:r>
+      <w:r>
+        <w:t xml:space="preserve"> impactée</w:t>
+      </w:r>
+      <w:r>
+        <w:t>s</w:t>
+      </w:r>
+      <w:r>
+        <w:t xml:space="preserve"> par </w:t>
+      </w:r>
+      <w:r>
+        <w:t>les</w:t>
+      </w:r>
+      <w:r>
+        <w:t xml:space="preserve"> association</w:t>
+      </w:r>
+      <w:r>
+        <w:t>s (n’inclus aucune clé étrangère)</w:t>
+      </w:r>
+      <w:r>
+        <w:t>.</w:t>
+      </w:r>
+    </w:p>
+    <w:p>
+      <w:pPr>
+        <w:jc w:val="both"/>
+        <w:rPr>
+          <w:b/>
+          <w:bCs/>
+          <w:sz w:val="24"/>
+          <w:szCs w:val="24"/>
+        </w:rPr>
+      </w:pPr>
+      <w:r>
         <w:t xml:space="preserve"> </w:t>
       </w:r>
       <w:r>
-        <w:t>n</w:t>
-      </w:r>
-      <w:r>
-        <w:t>e sont pas</w:t>
-      </w:r>
-      <w:r>
-        <w:t xml:space="preserve"> impactée</w:t>
-      </w:r>
-      <w:r>
-        <w:t>s</w:t>
-      </w:r>
-      <w:r>
-        <w:t xml:space="preserve"> par </w:t>
-      </w:r>
-      <w:r>
-        <w:t>les</w:t>
-      </w:r>
-      <w:r>
-        <w:t xml:space="preserve"> association</w:t>
-      </w:r>
-      <w:r>
-        <w:t>s (n’inclus aucune clé étrangère)</w:t>
-      </w:r>
-      <w:r>
-        <w:t>.</w:t>
-      </w:r>
-    </w:p>
-    <w:p>
-      <w:pPr>
-        <w:jc w:val="both"/>
-        <w:rPr>
-          <w:b/>
-          <w:bCs/>
-          <w:sz w:val="24"/>
-          <w:szCs w:val="24"/>
-        </w:rPr>
-      </w:pPr>
-      <w:r>
-        <w:t xml:space="preserve"> </w:t>
-      </w:r>
-      <w:r>
-        <w:rPr>
-          <w:b/>
-          <w:bCs/>
-          <w:sz w:val="24"/>
-          <w:szCs w:val="24"/>
-        </w:rPr>
-        <w:t>Au Final , le MLD est le suivant :</w:t>
+        <w:rPr>
+          <w:b/>
+          <w:bCs/>
+          <w:sz w:val="24"/>
+          <w:szCs w:val="24"/>
+        </w:rPr>
+        <w:t xml:space="preserve">Au </w:t>
+      </w:r>
+      <w:r>
+        <w:rPr>
+          <w:b/>
+          <w:bCs/>
+          <w:sz w:val="24"/>
+          <w:szCs w:val="24"/>
+        </w:rPr>
+        <w:t>Final,</w:t>
+      </w:r>
+      <w:r>
+        <w:rPr>
+          <w:b/>
+          <w:bCs/>
+          <w:sz w:val="24"/>
+          <w:szCs w:val="24"/>
+        </w:rPr>
+        <w:t xml:space="preserve"> le MLD est le suivant :</w:t>
       </w:r>
     </w:p>
     <w:p>
@@ -1968,7 +2097,6 @@
           <w:szCs w:val="24"/>
         </w:rPr>
       </w:pPr>
-      <w:proofErr w:type="spellStart"/>
       <w:r>
         <w:rPr>
           <w:b/>
@@ -1985,19 +2113,8 @@
           <w:sz w:val="24"/>
           <w:szCs w:val="24"/>
         </w:rPr>
-        <w:t>ole</w:t>
-      </w:r>
-      <w:proofErr w:type="spellEnd"/>
-      <w:r>
-        <w:rPr>
-          <w:b/>
-          <w:bCs/>
-          <w:sz w:val="24"/>
-          <w:szCs w:val="24"/>
-        </w:rPr>
-        <w:t xml:space="preserve"> (</w:t>
-      </w:r>
-      <w:proofErr w:type="spellStart"/>
+        <w:t>ole (</w:t>
+      </w:r>
       <w:r>
         <w:rPr>
           <w:b/>
@@ -2009,7 +2126,6 @@
         </w:rPr>
         <w:t>role_id</w:t>
       </w:r>
-      <w:proofErr w:type="spellEnd"/>
       <w:r>
         <w:rPr>
           <w:b/>
@@ -2079,7 +2195,6 @@
         </w:rPr>
         <w:t>tilisateur (</w:t>
       </w:r>
-      <w:proofErr w:type="spellStart"/>
       <w:r>
         <w:rPr>
           <w:b/>
@@ -2091,77 +2206,12 @@
         </w:rPr>
         <w:t>utilisateur_id</w:t>
       </w:r>
-      <w:proofErr w:type="spellEnd"/>
-      <w:r>
-        <w:rPr>
-          <w:sz w:val="24"/>
-          <w:szCs w:val="24"/>
-        </w:rPr>
-        <w:t xml:space="preserve">, email </w:t>
-      </w:r>
-      <w:proofErr w:type="spellStart"/>
-      <w:r>
-        <w:rPr>
-          <w:sz w:val="24"/>
-          <w:szCs w:val="24"/>
-        </w:rPr>
-        <w:t>password</w:t>
-      </w:r>
-      <w:proofErr w:type="spellEnd"/>
-      <w:r>
-        <w:rPr>
-          <w:sz w:val="24"/>
-          <w:szCs w:val="24"/>
-        </w:rPr>
-        <w:t xml:space="preserve">, </w:t>
-      </w:r>
-      <w:proofErr w:type="spellStart"/>
-      <w:r>
-        <w:rPr>
-          <w:sz w:val="24"/>
-          <w:szCs w:val="24"/>
-        </w:rPr>
-        <w:t>prenom</w:t>
-      </w:r>
-      <w:proofErr w:type="spellEnd"/>
-      <w:r>
-        <w:rPr>
-          <w:sz w:val="24"/>
-          <w:szCs w:val="24"/>
-        </w:rPr>
-        <w:t xml:space="preserve"> , </w:t>
-      </w:r>
-      <w:proofErr w:type="spellStart"/>
-      <w:r>
-        <w:rPr>
-          <w:sz w:val="24"/>
-          <w:szCs w:val="24"/>
-        </w:rPr>
-        <w:t>telephone</w:t>
-      </w:r>
-      <w:proofErr w:type="spellEnd"/>
-      <w:r>
-        <w:rPr>
-          <w:sz w:val="24"/>
-          <w:szCs w:val="24"/>
-        </w:rPr>
-        <w:t xml:space="preserve">, ville, pays, </w:t>
-      </w:r>
-      <w:proofErr w:type="spellStart"/>
-      <w:r>
-        <w:rPr>
-          <w:sz w:val="24"/>
-          <w:szCs w:val="24"/>
-        </w:rPr>
-        <w:t>adresse_postale</w:t>
-      </w:r>
-      <w:proofErr w:type="spellEnd"/>
-      <w:r>
-        <w:rPr>
-          <w:sz w:val="24"/>
-          <w:szCs w:val="24"/>
-        </w:rPr>
-        <w:t>,</w:t>
+      <w:r>
+        <w:rPr>
+          <w:sz w:val="24"/>
+          <w:szCs w:val="24"/>
+        </w:rPr>
+        <w:t>, email password, prenom , telephone, ville, pays, adresse_postale,</w:t>
       </w:r>
       <w:r>
         <w:rPr>
@@ -2225,7 +2275,6 @@
         </w:rPr>
         <w:t>vis(</w:t>
       </w:r>
-      <w:proofErr w:type="spellStart"/>
       <w:r>
         <w:rPr>
           <w:b/>
@@ -2237,7 +2286,6 @@
         </w:rPr>
         <w:t>avis_id</w:t>
       </w:r>
-      <w:proofErr w:type="spellEnd"/>
       <w:r>
         <w:rPr>
           <w:b/>
@@ -2308,149 +2356,12 @@
         </w:rPr>
         <w:t>ommande(</w:t>
       </w:r>
-      <w:proofErr w:type="spellStart"/>
-      <w:r>
-        <w:rPr>
-          <w:sz w:val="24"/>
-          <w:szCs w:val="24"/>
-        </w:rPr>
-        <w:t>numéro_commande</w:t>
-      </w:r>
-      <w:proofErr w:type="spellEnd"/>
-      <w:r>
-        <w:rPr>
-          <w:sz w:val="24"/>
-          <w:szCs w:val="24"/>
-        </w:rPr>
-        <w:t xml:space="preserve">(unique), </w:t>
-      </w:r>
-      <w:proofErr w:type="spellStart"/>
-      <w:r>
-        <w:rPr>
-          <w:sz w:val="24"/>
-          <w:szCs w:val="24"/>
-        </w:rPr>
-        <w:t>date_commande</w:t>
-      </w:r>
-      <w:proofErr w:type="spellEnd"/>
-      <w:r>
-        <w:rPr>
-          <w:sz w:val="24"/>
-          <w:szCs w:val="24"/>
-        </w:rPr>
-        <w:t xml:space="preserve">, </w:t>
-      </w:r>
-      <w:proofErr w:type="spellStart"/>
-      <w:r>
-        <w:rPr>
-          <w:sz w:val="24"/>
-          <w:szCs w:val="24"/>
-        </w:rPr>
-        <w:t>date_prestation</w:t>
-      </w:r>
-      <w:proofErr w:type="spellEnd"/>
-      <w:r>
-        <w:rPr>
-          <w:sz w:val="24"/>
-          <w:szCs w:val="24"/>
-        </w:rPr>
-        <w:t xml:space="preserve">, </w:t>
-      </w:r>
-      <w:proofErr w:type="spellStart"/>
-      <w:r>
-        <w:rPr>
-          <w:sz w:val="24"/>
-          <w:szCs w:val="24"/>
-        </w:rPr>
-        <w:t>heure_livraison</w:t>
-      </w:r>
-      <w:proofErr w:type="spellEnd"/>
-      <w:r>
-        <w:rPr>
-          <w:sz w:val="24"/>
-          <w:szCs w:val="24"/>
-        </w:rPr>
-        <w:t xml:space="preserve">, </w:t>
-      </w:r>
-      <w:proofErr w:type="spellStart"/>
-      <w:r>
-        <w:rPr>
-          <w:sz w:val="24"/>
-          <w:szCs w:val="24"/>
-        </w:rPr>
-        <w:t>prix_menu</w:t>
-      </w:r>
-      <w:proofErr w:type="spellEnd"/>
-      <w:r>
-        <w:rPr>
-          <w:sz w:val="24"/>
-          <w:szCs w:val="24"/>
-        </w:rPr>
-        <w:t xml:space="preserve">, </w:t>
-      </w:r>
-      <w:proofErr w:type="spellStart"/>
-      <w:r>
-        <w:rPr>
-          <w:sz w:val="24"/>
-          <w:szCs w:val="24"/>
-        </w:rPr>
-        <w:t>nombre_personne</w:t>
-      </w:r>
-      <w:proofErr w:type="spellEnd"/>
-      <w:r>
-        <w:rPr>
-          <w:sz w:val="24"/>
-          <w:szCs w:val="24"/>
-        </w:rPr>
-        <w:t xml:space="preserve">, </w:t>
-      </w:r>
-      <w:proofErr w:type="spellStart"/>
-      <w:r>
-        <w:rPr>
-          <w:sz w:val="24"/>
-          <w:szCs w:val="24"/>
-        </w:rPr>
-        <w:t>prix_livraison</w:t>
-      </w:r>
-      <w:proofErr w:type="spellEnd"/>
-      <w:r>
-        <w:rPr>
-          <w:sz w:val="24"/>
-          <w:szCs w:val="24"/>
-        </w:rPr>
-        <w:t xml:space="preserve">, statut, </w:t>
-      </w:r>
-      <w:proofErr w:type="spellStart"/>
-      <w:r>
-        <w:rPr>
-          <w:sz w:val="24"/>
-          <w:szCs w:val="24"/>
-        </w:rPr>
-        <w:t>prêt_materiel</w:t>
-      </w:r>
-      <w:proofErr w:type="spellEnd"/>
-      <w:r>
-        <w:rPr>
-          <w:sz w:val="24"/>
-          <w:szCs w:val="24"/>
-        </w:rPr>
-        <w:t xml:space="preserve">, </w:t>
-      </w:r>
-      <w:proofErr w:type="spellStart"/>
-      <w:r>
-        <w:rPr>
-          <w:sz w:val="24"/>
-          <w:szCs w:val="24"/>
-        </w:rPr>
-        <w:t>restitution_materiel</w:t>
-      </w:r>
-      <w:proofErr w:type="spellEnd"/>
-      <w:r>
-        <w:rPr>
-          <w:sz w:val="24"/>
-          <w:szCs w:val="24"/>
-        </w:rPr>
-        <w:t>,</w:t>
+      <w:r>
+        <w:rPr>
+          <w:sz w:val="24"/>
+          <w:szCs w:val="24"/>
+        </w:rPr>
+        <w:t>numéro_commande(unique), date_commande, date_prestation, heure_livraison, prix_menu, nombre_personne, prix_livraison, statut, prêt_materiel, restitution_materiel,</w:t>
       </w:r>
       <w:r>
         <w:rPr>
@@ -2524,7 +2435,6 @@
         </w:rPr>
         <w:t>enu(</w:t>
       </w:r>
-      <w:proofErr w:type="spellStart"/>
       <w:r>
         <w:rPr>
           <w:b/>
@@ -2536,7 +2446,6 @@
         </w:rPr>
         <w:t>menu_id</w:t>
       </w:r>
-      <w:proofErr w:type="spellEnd"/>
       <w:r>
         <w:rPr>
           <w:b/>
@@ -2552,71 +2461,7 @@
           <w:sz w:val="24"/>
           <w:szCs w:val="24"/>
         </w:rPr>
-        <w:t xml:space="preserve"> </w:t>
-      </w:r>
-      <w:proofErr w:type="spellStart"/>
-      <w:r>
-        <w:rPr>
-          <w:sz w:val="24"/>
-          <w:szCs w:val="24"/>
-        </w:rPr>
-        <w:t>titre,nombre_personne_minimum</w:t>
-      </w:r>
-      <w:proofErr w:type="spellEnd"/>
-      <w:r>
-        <w:rPr>
-          <w:sz w:val="24"/>
-          <w:szCs w:val="24"/>
-        </w:rPr>
-        <w:t xml:space="preserve">, </w:t>
-      </w:r>
-      <w:proofErr w:type="spellStart"/>
-      <w:r>
-        <w:rPr>
-          <w:sz w:val="24"/>
-          <w:szCs w:val="24"/>
-        </w:rPr>
-        <w:t>prix_par_personne</w:t>
-      </w:r>
-      <w:proofErr w:type="spellEnd"/>
-      <w:r>
-        <w:rPr>
-          <w:sz w:val="24"/>
-          <w:szCs w:val="24"/>
-        </w:rPr>
-        <w:t xml:space="preserve">, </w:t>
-      </w:r>
-      <w:proofErr w:type="spellStart"/>
-      <w:r>
-        <w:rPr>
-          <w:sz w:val="24"/>
-          <w:szCs w:val="24"/>
-        </w:rPr>
-        <w:t>regime</w:t>
-      </w:r>
-      <w:proofErr w:type="spellEnd"/>
-      <w:r>
-        <w:rPr>
-          <w:sz w:val="24"/>
-          <w:szCs w:val="24"/>
-        </w:rPr>
-        <w:t xml:space="preserve">, description, </w:t>
-      </w:r>
-      <w:proofErr w:type="spellStart"/>
-      <w:r>
-        <w:rPr>
-          <w:sz w:val="24"/>
-          <w:szCs w:val="24"/>
-        </w:rPr>
-        <w:t>quantite_restante</w:t>
-      </w:r>
-      <w:proofErr w:type="spellEnd"/>
-      <w:r>
-        <w:rPr>
-          <w:sz w:val="24"/>
-          <w:szCs w:val="24"/>
-        </w:rPr>
-        <w:t xml:space="preserve">, </w:t>
+        <w:t xml:space="preserve"> titre,nombre_personne_minimum, prix_par_personne, regime, description, quantite_restante, </w:t>
       </w:r>
       <w:r>
         <w:rPr>
@@ -2670,7 +2515,6 @@
           <w:szCs w:val="24"/>
         </w:rPr>
       </w:pPr>
-      <w:proofErr w:type="spellStart"/>
       <w:r>
         <w:rPr>
           <w:b/>
@@ -2687,19 +2531,8 @@
           <w:sz w:val="24"/>
           <w:szCs w:val="24"/>
         </w:rPr>
-        <w:t>egime</w:t>
-      </w:r>
-      <w:proofErr w:type="spellEnd"/>
-      <w:r>
-        <w:rPr>
-          <w:b/>
-          <w:bCs/>
-          <w:sz w:val="24"/>
-          <w:szCs w:val="24"/>
-        </w:rPr>
-        <w:t>(</w:t>
-      </w:r>
-      <w:proofErr w:type="spellStart"/>
+        <w:t>egime(</w:t>
+      </w:r>
       <w:r>
         <w:rPr>
           <w:b/>
@@ -2709,19 +2542,7 @@
           <w:szCs w:val="24"/>
           <w:u w:val="single"/>
         </w:rPr>
-        <w:t>regime_id</w:t>
-      </w:r>
-      <w:proofErr w:type="spellEnd"/>
-      <w:r>
-        <w:rPr>
-          <w:b/>
-          <w:bCs/>
-          <w:color w:val="4472C4" w:themeColor="accent1"/>
-          <w:sz w:val="24"/>
-          <w:szCs w:val="24"/>
-          <w:u w:val="single"/>
-        </w:rPr>
-        <w:t>,</w:t>
+        <w:t>regime_id,</w:t>
       </w:r>
       <w:r>
         <w:rPr>
@@ -2755,27 +2576,26 @@
           <w:szCs w:val="24"/>
         </w:rPr>
       </w:pPr>
-      <w:proofErr w:type="spellStart"/>
-      <w:r>
-        <w:rPr>
-          <w:b/>
-          <w:bCs/>
-          <w:sz w:val="24"/>
-          <w:szCs w:val="24"/>
+      <w:r>
+        <w:rPr>
+          <w:b/>
+          <w:bCs/>
+          <w:sz w:val="24"/>
+          <w:szCs w:val="24"/>
+        </w:rPr>
+        <w:t>theme(</w:t>
+      </w:r>
+      <w:r>
+        <w:rPr>
+          <w:b/>
+          <w:bCs/>
+          <w:color w:val="4472C4" w:themeColor="accent1"/>
+          <w:sz w:val="24"/>
+          <w:szCs w:val="24"/>
+          <w:u w:val="single"/>
         </w:rPr>
         <w:t>theme</w:t>
       </w:r>
-      <w:proofErr w:type="spellEnd"/>
-      <w:r>
-        <w:rPr>
-          <w:b/>
-          <w:bCs/>
-          <w:sz w:val="24"/>
-          <w:szCs w:val="24"/>
-        </w:rPr>
-        <w:t>(</w:t>
-      </w:r>
-      <w:proofErr w:type="spellStart"/>
       <w:r>
         <w:rPr>
           <w:b/>
@@ -2785,30 +2605,7 @@
           <w:szCs w:val="24"/>
           <w:u w:val="single"/>
         </w:rPr>
-        <w:t>theme</w:t>
-      </w:r>
-      <w:r>
-        <w:rPr>
-          <w:b/>
-          <w:bCs/>
-          <w:color w:val="4472C4" w:themeColor="accent1"/>
-          <w:sz w:val="24"/>
-          <w:szCs w:val="24"/>
-          <w:u w:val="single"/>
-        </w:rPr>
-        <w:t>_id</w:t>
-      </w:r>
-      <w:proofErr w:type="spellEnd"/>
-      <w:r>
-        <w:rPr>
-          <w:b/>
-          <w:bCs/>
-          <w:color w:val="4472C4" w:themeColor="accent1"/>
-          <w:sz w:val="24"/>
-          <w:szCs w:val="24"/>
-          <w:u w:val="single"/>
-        </w:rPr>
-        <w:t>,</w:t>
+        <w:t>_id,</w:t>
       </w:r>
       <w:r>
         <w:rPr>
@@ -2926,7 +2723,6 @@
         </w:rPr>
         <w:t>plat(</w:t>
       </w:r>
-      <w:proofErr w:type="spellStart"/>
       <w:r>
         <w:rPr>
           <w:b/>
@@ -2936,19 +2732,7 @@
           <w:szCs w:val="24"/>
           <w:u w:val="single"/>
         </w:rPr>
-        <w:t>plat_id</w:t>
-      </w:r>
-      <w:proofErr w:type="spellEnd"/>
-      <w:r>
-        <w:rPr>
-          <w:b/>
-          <w:bCs/>
-          <w:color w:val="4472C4" w:themeColor="accent1"/>
-          <w:sz w:val="24"/>
-          <w:szCs w:val="24"/>
-          <w:u w:val="single"/>
-        </w:rPr>
-        <w:t>,</w:t>
+        <w:t>plat_id,</w:t>
       </w:r>
       <w:r>
         <w:rPr>
@@ -2959,21 +2743,12 @@
         </w:rPr>
         <w:t xml:space="preserve"> </w:t>
       </w:r>
-      <w:proofErr w:type="spellStart"/>
-      <w:r>
-        <w:rPr>
-          <w:sz w:val="24"/>
-          <w:szCs w:val="24"/>
-        </w:rPr>
-        <w:t>titre_plat</w:t>
-      </w:r>
-      <w:proofErr w:type="spellEnd"/>
-      <w:r>
-        <w:rPr>
-          <w:sz w:val="24"/>
-          <w:szCs w:val="24"/>
-        </w:rPr>
-        <w:t>, photo</w:t>
+      <w:r>
+        <w:rPr>
+          <w:sz w:val="24"/>
+          <w:szCs w:val="24"/>
+        </w:rPr>
+        <w:t>titre_plat, photo</w:t>
       </w:r>
       <w:r>
         <w:rPr>
@@ -3075,27 +2850,26 @@
           <w:szCs w:val="24"/>
         </w:rPr>
       </w:pPr>
-      <w:proofErr w:type="spellStart"/>
-      <w:r>
-        <w:rPr>
-          <w:b/>
-          <w:bCs/>
-          <w:sz w:val="24"/>
-          <w:szCs w:val="24"/>
+      <w:r>
+        <w:rPr>
+          <w:b/>
+          <w:bCs/>
+          <w:sz w:val="24"/>
+          <w:szCs w:val="24"/>
+        </w:rPr>
+        <w:t>allergene(</w:t>
+      </w:r>
+      <w:r>
+        <w:rPr>
+          <w:b/>
+          <w:bCs/>
+          <w:color w:val="4472C4" w:themeColor="accent1"/>
+          <w:sz w:val="24"/>
+          <w:szCs w:val="24"/>
+          <w:u w:val="single"/>
         </w:rPr>
         <w:t>allergene</w:t>
       </w:r>
-      <w:proofErr w:type="spellEnd"/>
-      <w:r>
-        <w:rPr>
-          <w:b/>
-          <w:bCs/>
-          <w:sz w:val="24"/>
-          <w:szCs w:val="24"/>
-        </w:rPr>
-        <w:t>(</w:t>
-      </w:r>
-      <w:proofErr w:type="spellStart"/>
       <w:r>
         <w:rPr>
           <w:b/>
@@ -3105,20 +2879,8 @@
           <w:szCs w:val="24"/>
           <w:u w:val="single"/>
         </w:rPr>
-        <w:t>allergene</w:t>
-      </w:r>
-      <w:r>
-        <w:rPr>
-          <w:b/>
-          <w:bCs/>
-          <w:color w:val="4472C4" w:themeColor="accent1"/>
-          <w:sz w:val="24"/>
-          <w:szCs w:val="24"/>
-          <w:u w:val="single"/>
-        </w:rPr>
         <w:t>_id</w:t>
       </w:r>
-      <w:proofErr w:type="spellEnd"/>
       <w:r>
         <w:rPr>
           <w:sz w:val="24"/>
@@ -3168,7 +2930,6 @@
         </w:rPr>
         <w:t>horaire(</w:t>
       </w:r>
-      <w:proofErr w:type="spellStart"/>
       <w:r>
         <w:rPr>
           <w:b/>
@@ -3191,7 +2952,6 @@
         </w:rPr>
         <w:t>_id</w:t>
       </w:r>
-      <w:proofErr w:type="spellEnd"/>
       <w:r>
         <w:rPr>
           <w:sz w:val="24"/>
@@ -3214,39 +2974,103 @@
           <w:sz w:val="24"/>
           <w:szCs w:val="24"/>
         </w:rPr>
-        <w:t xml:space="preserve">jour, </w:t>
-      </w:r>
-      <w:proofErr w:type="spellStart"/>
-      <w:r>
-        <w:rPr>
-          <w:sz w:val="24"/>
-          <w:szCs w:val="24"/>
-        </w:rPr>
-        <w:t>heure_ouverture</w:t>
-      </w:r>
-      <w:proofErr w:type="spellEnd"/>
-      <w:r>
-        <w:rPr>
-          <w:sz w:val="24"/>
-          <w:szCs w:val="24"/>
+        <w:t>jour, heure_ouverture, heure_fermeture)</w:t>
+      </w:r>
+    </w:p>
+    <w:p>
+      <w:pPr>
+        <w:spacing w:after="0"/>
+        <w:jc w:val="both"/>
+        <w:rPr>
+          <w:b/>
+          <w:bCs/>
+          <w:color w:val="00B050"/>
+        </w:rPr>
+      </w:pPr>
+      <w:r>
+        <w:rPr>
+          <w:b/>
+          <w:bCs/>
+          <w:u w:val="single"/>
+        </w:rPr>
+        <w:t xml:space="preserve">Légendes : </w:t>
+      </w:r>
+      <w:r>
+        <w:rPr>
+          <w:b/>
+          <w:bCs/>
+          <w:u w:val="single"/>
+        </w:rPr>
+        <w:t xml:space="preserve"> </w:t>
+      </w:r>
+      <w:r>
+        <w:rPr>
+          <w:b/>
+          <w:bCs/>
+          <w:color w:val="4472C4" w:themeColor="accent1"/>
+          <w:u w:val="single"/>
+        </w:rPr>
+        <w:t>xxx_id</w:t>
+      </w:r>
+      <w:r>
+        <w:rPr>
+          <w:b/>
+          <w:bCs/>
+          <w:color w:val="4472C4" w:themeColor="accent1"/>
+        </w:rPr>
+        <w:t xml:space="preserve"> = clé primaire</w:t>
+      </w:r>
+      <w:r>
+        <w:rPr>
+          <w:b/>
+          <w:bCs/>
+          <w:color w:val="4472C4" w:themeColor="accent1"/>
         </w:rPr>
         <w:t xml:space="preserve">, </w:t>
       </w:r>
-      <w:proofErr w:type="spellStart"/>
-      <w:r>
-        <w:rPr>
-          <w:sz w:val="24"/>
-          <w:szCs w:val="24"/>
-        </w:rPr>
-        <w:t>heure_fermeture</w:t>
-      </w:r>
-      <w:proofErr w:type="spellEnd"/>
-      <w:r>
-        <w:rPr>
-          <w:sz w:val="24"/>
-          <w:szCs w:val="24"/>
-        </w:rPr>
-        <w:t>)</w:t>
+      <w:r>
+        <w:rPr>
+          <w:color w:val="000000" w:themeColor="text1"/>
+        </w:rPr>
+        <w:t>x</w:t>
+      </w:r>
+      <w:r>
+        <w:rPr>
+          <w:color w:val="000000" w:themeColor="text1"/>
+        </w:rPr>
+        <w:t>xx</w:t>
+      </w:r>
+      <w:r>
+        <w:rPr>
+          <w:color w:val="000000" w:themeColor="text1"/>
+        </w:rPr>
+        <w:t> : autre donnée</w:t>
+      </w:r>
+      <w:r>
+        <w:rPr>
+          <w:color w:val="000000" w:themeColor="text1"/>
+        </w:rPr>
+        <w:t>/colonne</w:t>
+      </w:r>
+      <w:r>
+        <w:rPr>
+          <w:color w:val="000000" w:themeColor="text1"/>
+        </w:rPr>
+        <w:t xml:space="preserve"> de la table</w:t>
+      </w:r>
+      <w:r>
+        <w:rPr>
+          <w:color w:val="000000" w:themeColor="text1"/>
+        </w:rPr>
+        <w:t xml:space="preserve">, </w:t>
+      </w:r>
+      <w:r>
+        <w:rPr>
+          <w:b/>
+          <w:bCs/>
+          <w:color w:val="7030A0"/>
+        </w:rPr>
+        <w:t>#xxx_id =clé étrangère</w:t>
       </w:r>
     </w:p>
     <w:p>
@@ -3259,111 +3083,12 @@
           <w:color w:val="00B050"/>
         </w:rPr>
       </w:pPr>
-      <w:r>
-        <w:rPr>
-          <w:b/>
-          <w:bCs/>
-          <w:u w:val="single"/>
-        </w:rPr>
-        <w:t xml:space="preserve">Légendes : </w:t>
-      </w:r>
-      <w:r>
-        <w:rPr>
-          <w:b/>
-          <w:bCs/>
-          <w:u w:val="single"/>
-        </w:rPr>
-        <w:t xml:space="preserve"> </w:t>
-      </w:r>
-      <w:proofErr w:type="spellStart"/>
-      <w:r>
-        <w:rPr>
-          <w:b/>
-          <w:bCs/>
-          <w:color w:val="4472C4" w:themeColor="accent1"/>
-          <w:u w:val="single"/>
-        </w:rPr>
-        <w:t>xxx_id</w:t>
-      </w:r>
-      <w:proofErr w:type="spellEnd"/>
-      <w:r>
-        <w:rPr>
-          <w:b/>
-          <w:bCs/>
-          <w:color w:val="4472C4" w:themeColor="accent1"/>
-        </w:rPr>
-        <w:t xml:space="preserve"> = clé primaire</w:t>
-      </w:r>
-      <w:r>
-        <w:rPr>
-          <w:b/>
-          <w:bCs/>
-          <w:color w:val="4472C4" w:themeColor="accent1"/>
-        </w:rPr>
-        <w:t xml:space="preserve">, </w:t>
-      </w:r>
-      <w:r>
-        <w:rPr>
-          <w:color w:val="000000" w:themeColor="text1"/>
-        </w:rPr>
-        <w:t>x</w:t>
-      </w:r>
-      <w:r>
-        <w:rPr>
-          <w:color w:val="000000" w:themeColor="text1"/>
-        </w:rPr>
-        <w:t>xx</w:t>
-      </w:r>
-      <w:r>
-        <w:rPr>
-          <w:color w:val="000000" w:themeColor="text1"/>
-        </w:rPr>
-        <w:t> : autre donnée</w:t>
-      </w:r>
-      <w:r>
-        <w:rPr>
-          <w:color w:val="000000" w:themeColor="text1"/>
-        </w:rPr>
-        <w:t>/colonne</w:t>
-      </w:r>
-      <w:r>
-        <w:rPr>
-          <w:color w:val="000000" w:themeColor="text1"/>
-        </w:rPr>
-        <w:t xml:space="preserve"> de la table</w:t>
-      </w:r>
-      <w:r>
-        <w:rPr>
-          <w:color w:val="000000" w:themeColor="text1"/>
-        </w:rPr>
-        <w:t xml:space="preserve">, </w:t>
-      </w:r>
-      <w:r>
-        <w:rPr>
-          <w:b/>
-          <w:bCs/>
-          <w:color w:val="7030A0"/>
-        </w:rPr>
-        <w:t>#xxx_id =clé étrangère</w:t>
-      </w:r>
     </w:p>
     <w:p>
       <w:pPr>
         <w:spacing w:after="0"/>
-        <w:jc w:val="both"/>
-        <w:rPr>
-          <w:b/>
-          <w:bCs/>
-          <w:color w:val="00B050"/>
-        </w:rPr>
-      </w:pPr>
-    </w:p>
-    <w:p>
-      <w:pPr>
-        <w:spacing w:after="0"/>
       </w:pPr>
       <w:bookmarkStart w:id="0" w:name="_Hlk201592123"/>
-      <w:proofErr w:type="spellStart"/>
       <w:r>
         <w:t>Bibliographie_</w:t>
       </w:r>
@@ -3371,14 +3096,7 @@
         <w:rPr>
           <w:u w:val="single"/>
         </w:rPr>
-        <w:t>source</w:t>
-      </w:r>
-      <w:proofErr w:type="spellEnd"/>
-      <w:r>
-        <w:rPr>
-          <w:u w:val="single"/>
-        </w:rPr>
-        <w:t xml:space="preserve"> méthode de construction</w:t>
+        <w:t>source méthode de construction</w:t>
       </w:r>
       <w:r>
         <w:t>:</w:t>
@@ -3438,15 +3156,23 @@
           <w:bCs/>
           <w:u w:val="single"/>
         </w:rPr>
-        <w:t xml:space="preserve"> initial</w:t>
-      </w:r>
-      <w:r>
-        <w:rPr>
-          <w:b/>
-          <w:bCs/>
-          <w:u w:val="single"/>
-        </w:rPr>
-        <w:t xml:space="preserve">  correspondant</w:t>
+        <w:t xml:space="preserve"> </w:t>
+      </w:r>
+      <w:r>
+        <w:rPr>
+          <w:b/>
+          <w:bCs/>
+          <w:u w:val="single"/>
+        </w:rPr>
+        <w:t>initial</w:t>
+      </w:r>
+      <w:r>
+        <w:rPr>
+          <w:b/>
+          <w:bCs/>
+          <w:u w:val="single"/>
+        </w:rPr>
+        <w:t xml:space="preserve"> correspondant</w:t>
       </w:r>
       <w:r>
         <w:rPr>
@@ -3528,15 +3254,13 @@
         <w:jc w:val="center"/>
       </w:pPr>
       <w:r>
-        <w:t xml:space="preserve">Modèle généré à l’aide du  logiciel </w:t>
-      </w:r>
-      <w:proofErr w:type="spellStart"/>
-      <w:r>
-        <w:t>JMerise</w:t>
-      </w:r>
-      <w:proofErr w:type="spellEnd"/>
-      <w:r>
-        <w:t xml:space="preserve"> (jfreesoft.com)</w:t>
+        <w:t xml:space="preserve">Modèle généré à l’aide </w:t>
+      </w:r>
+      <w:r>
+        <w:t>du logiciel</w:t>
+      </w:r>
+      <w:r>
+        <w:t xml:space="preserve"> JMerise (jfreesoft.com)</w:t>
       </w:r>
     </w:p>
     <w:p>
@@ -3556,7 +3280,6 @@
         <w:tab/>
         <w:t xml:space="preserve">Clef étrangère : </w:t>
       </w:r>
-      <w:proofErr w:type="spellStart"/>
       <w:r>
         <w:rPr>
           <w:b/>
@@ -3564,11 +3287,9 @@
         </w:rPr>
         <w:t>PFk_Prim_Foreign</w:t>
       </w:r>
-      <w:proofErr w:type="spellEnd"/>
       <w:r>
         <w:t xml:space="preserve">, Clef primaire: </w:t>
       </w:r>
-      <w:proofErr w:type="spellStart"/>
       <w:r>
         <w:rPr>
           <w:b/>
@@ -3576,7 +3297,6 @@
         </w:rPr>
         <w:t>Pk_Primary</w:t>
       </w:r>
-      <w:proofErr w:type="spellEnd"/>
     </w:p>
     <w:p>
       <w:pPr>
@@ -3671,15 +3391,13 @@
         <w:jc w:val="center"/>
       </w:pPr>
       <w:r>
-        <w:t xml:space="preserve">Modèle généré à l’aide du  logiciel </w:t>
-      </w:r>
-      <w:proofErr w:type="spellStart"/>
-      <w:r>
-        <w:t>Dbeaver</w:t>
-      </w:r>
-      <w:proofErr w:type="spellEnd"/>
-      <w:r>
-        <w:t xml:space="preserve"> (</w:t>
+        <w:t xml:space="preserve">Modèle généré à l’aide </w:t>
+      </w:r>
+      <w:r>
+        <w:t>du logiciel</w:t>
+      </w:r>
+      <w:r>
+        <w:t xml:space="preserve"> Dbeaver (</w:t>
       </w:r>
       <w:r>
         <w:t>dbeaver.io</w:t>
